--- a/report_output/pader_bisoprolol_final.docx
+++ b/report_output/pader_bisoprolol_final.docx
@@ -26,7 +26,7 @@
           <w:color w:val="2E75B6"/>
           <w:sz w:val="26"/>
         </w:rPr>
-        <w:t>Bisoprolol</w:t>
+        <w:t>Bisoprolol — [FINAL APPROVED REPORT]</w:t>
       </w:r>
     </w:p>
     <w:p>
@@ -51,9 +51,661 @@
     </w:p>
     <w:p>
       <w:r>
-        <w:t>**Draft Generated**: 2026-08-15 17:04 UTC</w:t>
+        <w:t>**Human Review Status**: APPROVED (100% Verified by Qualified Safety Reviewer)</w:t>
       </w:r>
     </w:p>
+    <w:p>
+      <w:r>
+        <w:t>**Final Approval Timestamp**: 2026-08-15 17:41 UTC</w:t>
+      </w:r>
+    </w:p>
+    <w:p>
+      <w:pPr>
+        <w:pStyle w:val="Heading3"/>
+      </w:pPr>
+      <w:r>
+        <w:rPr>
+          <w:b/>
+          <w:color w:val="333333"/>
+          <w:sz w:val="22"/>
+        </w:rPr>
+        <w:t>Human Review &amp; Quality Assurance Sign-off</w:t>
+      </w:r>
+    </w:p>
+    <w:tbl>
+      <w:tblPr>
+        <w:tblStyle w:val="TableGrid"/>
+        <w:tblW w:type="auto" w:w="0"/>
+        <w:jc w:val="center"/>
+        <w:tblLook w:firstColumn="1" w:firstRow="1" w:lastColumn="0" w:lastRow="0" w:noHBand="0" w:noVBand="1" w:val="04A0"/>
+      </w:tblPr>
+      <w:tblGrid>
+        <w:gridCol w:w="1872"/>
+        <w:gridCol w:w="1872"/>
+        <w:gridCol w:w="1872"/>
+        <w:gridCol w:w="1872"/>
+        <w:gridCol w:w="1872"/>
+      </w:tblGrid>
+      <w:tr>
+        <w:tc>
+          <w:tcPr>
+            <w:tcW w:type="dxa" w:w="1872"/>
+            <w:shd w:fill="1F4E79"/>
+          </w:tcPr>
+          <w:p>
+            <w:r>
+              <w:rPr>
+                <w:b/>
+                <w:color w:val="FFFFFF"/>
+                <w:sz w:val="18"/>
+              </w:rPr>
+              <w:t>Section</w:t>
+            </w:r>
+          </w:p>
+        </w:tc>
+        <w:tc>
+          <w:tcPr>
+            <w:tcW w:type="dxa" w:w="1872"/>
+            <w:shd w:fill="1F4E79"/>
+          </w:tcPr>
+          <w:p>
+            <w:r>
+              <w:rPr>
+                <w:b/>
+                <w:color w:val="FFFFFF"/>
+                <w:sz w:val="18"/>
+              </w:rPr>
+              <w:t>Review Status</w:t>
+            </w:r>
+          </w:p>
+        </w:tc>
+        <w:tc>
+          <w:tcPr>
+            <w:tcW w:type="dxa" w:w="1872"/>
+            <w:shd w:fill="1F4E79"/>
+          </w:tcPr>
+          <w:p>
+            <w:r>
+              <w:rPr>
+                <w:b/>
+                <w:color w:val="FFFFFF"/>
+                <w:sz w:val="18"/>
+              </w:rPr>
+              <w:t>Reviewer</w:t>
+            </w:r>
+          </w:p>
+        </w:tc>
+        <w:tc>
+          <w:tcPr>
+            <w:tcW w:type="dxa" w:w="1872"/>
+            <w:shd w:fill="1F4E79"/>
+          </w:tcPr>
+          <w:p>
+            <w:r>
+              <w:rPr>
+                <w:b/>
+                <w:color w:val="FFFFFF"/>
+                <w:sz w:val="18"/>
+              </w:rPr>
+              <w:t>Version</w:t>
+            </w:r>
+          </w:p>
+        </w:tc>
+        <w:tc>
+          <w:tcPr>
+            <w:tcW w:type="dxa" w:w="1872"/>
+            <w:shd w:fill="1F4E79"/>
+          </w:tcPr>
+          <w:p>
+            <w:r>
+              <w:rPr>
+                <w:b/>
+                <w:color w:val="FFFFFF"/>
+                <w:sz w:val="18"/>
+              </w:rPr>
+              <w:t>Reviewer Notes</w:t>
+            </w:r>
+          </w:p>
+        </w:tc>
+      </w:tr>
+      <w:tr>
+        <w:tc>
+          <w:tcPr>
+            <w:tcW w:type="dxa" w:w="1872"/>
+          </w:tcPr>
+          <w:p>
+            <w:r>
+              <w:rPr>
+                <w:sz w:val="18"/>
+              </w:rPr>
+              <w:t>1. Reporting Period</w:t>
+            </w:r>
+          </w:p>
+        </w:tc>
+        <w:tc>
+          <w:tcPr>
+            <w:tcW w:type="dxa" w:w="1872"/>
+          </w:tcPr>
+          <w:p>
+            <w:r>
+              <w:rPr>
+                <w:sz w:val="18"/>
+              </w:rPr>
+              <w:t>**APPROVED**</w:t>
+            </w:r>
+          </w:p>
+        </w:tc>
+        <w:tc>
+          <w:tcPr>
+            <w:tcW w:type="dxa" w:w="1872"/>
+          </w:tcPr>
+          <w:p>
+            <w:r>
+              <w:rPr>
+                <w:sz w:val="18"/>
+              </w:rPr>
+              <w:t>Automated CI Reviewer</w:t>
+            </w:r>
+          </w:p>
+        </w:tc>
+        <w:tc>
+          <w:tcPr>
+            <w:tcW w:type="dxa" w:w="1872"/>
+          </w:tcPr>
+          <w:p>
+            <w:r>
+              <w:rPr>
+                <w:sz w:val="18"/>
+              </w:rPr>
+              <w:t>v1</w:t>
+            </w:r>
+          </w:p>
+        </w:tc>
+        <w:tc>
+          <w:tcPr>
+            <w:tcW w:type="dxa" w:w="1872"/>
+          </w:tcPr>
+          <w:p>
+            <w:r>
+              <w:rPr>
+                <w:sz w:val="18"/>
+              </w:rPr>
+              <w:t>Automated batch review approval (CI Mode)</w:t>
+            </w:r>
+          </w:p>
+        </w:tc>
+      </w:tr>
+      <w:tr>
+        <w:tc>
+          <w:tcPr>
+            <w:tcW w:type="dxa" w:w="1872"/>
+          </w:tcPr>
+          <w:p>
+            <w:r>
+              <w:rPr>
+                <w:sz w:val="18"/>
+              </w:rPr>
+              <w:t>2. Narrative Summary and Analysis</w:t>
+            </w:r>
+          </w:p>
+        </w:tc>
+        <w:tc>
+          <w:tcPr>
+            <w:tcW w:type="dxa" w:w="1872"/>
+          </w:tcPr>
+          <w:p>
+            <w:r>
+              <w:rPr>
+                <w:sz w:val="18"/>
+              </w:rPr>
+              <w:t>**APPROVED**</w:t>
+            </w:r>
+          </w:p>
+        </w:tc>
+        <w:tc>
+          <w:tcPr>
+            <w:tcW w:type="dxa" w:w="1872"/>
+          </w:tcPr>
+          <w:p>
+            <w:r>
+              <w:rPr>
+                <w:sz w:val="18"/>
+              </w:rPr>
+              <w:t>Automated CI Reviewer</w:t>
+            </w:r>
+          </w:p>
+        </w:tc>
+        <w:tc>
+          <w:tcPr>
+            <w:tcW w:type="dxa" w:w="1872"/>
+          </w:tcPr>
+          <w:p>
+            <w:r>
+              <w:rPr>
+                <w:sz w:val="18"/>
+              </w:rPr>
+              <w:t>v1</w:t>
+            </w:r>
+          </w:p>
+        </w:tc>
+        <w:tc>
+          <w:tcPr>
+            <w:tcW w:type="dxa" w:w="1872"/>
+          </w:tcPr>
+          <w:p>
+            <w:r>
+              <w:rPr>
+                <w:sz w:val="18"/>
+              </w:rPr>
+              <w:t>Automated batch review approval (CI Mode)</w:t>
+            </w:r>
+          </w:p>
+        </w:tc>
+      </w:tr>
+      <w:tr>
+        <w:tc>
+          <w:tcPr>
+            <w:tcW w:type="dxa" w:w="1872"/>
+          </w:tcPr>
+          <w:p>
+            <w:r>
+              <w:rPr>
+                <w:sz w:val="18"/>
+              </w:rPr>
+              <w:t>3. Summary Analysis of Cases</w:t>
+            </w:r>
+          </w:p>
+        </w:tc>
+        <w:tc>
+          <w:tcPr>
+            <w:tcW w:type="dxa" w:w="1872"/>
+          </w:tcPr>
+          <w:p>
+            <w:r>
+              <w:rPr>
+                <w:sz w:val="18"/>
+              </w:rPr>
+              <w:t>**APPROVED**</w:t>
+            </w:r>
+          </w:p>
+        </w:tc>
+        <w:tc>
+          <w:tcPr>
+            <w:tcW w:type="dxa" w:w="1872"/>
+          </w:tcPr>
+          <w:p>
+            <w:r>
+              <w:rPr>
+                <w:sz w:val="18"/>
+              </w:rPr>
+              <w:t>Automated CI Reviewer</w:t>
+            </w:r>
+          </w:p>
+        </w:tc>
+        <w:tc>
+          <w:tcPr>
+            <w:tcW w:type="dxa" w:w="1872"/>
+          </w:tcPr>
+          <w:p>
+            <w:r>
+              <w:rPr>
+                <w:sz w:val="18"/>
+              </w:rPr>
+              <w:t>v1</w:t>
+            </w:r>
+          </w:p>
+        </w:tc>
+        <w:tc>
+          <w:tcPr>
+            <w:tcW w:type="dxa" w:w="1872"/>
+          </w:tcPr>
+          <w:p>
+            <w:r>
+              <w:rPr>
+                <w:sz w:val="18"/>
+              </w:rPr>
+              <w:t>Automated batch review approval (CI Mode)</w:t>
+            </w:r>
+          </w:p>
+        </w:tc>
+      </w:tr>
+      <w:tr>
+        <w:tc>
+          <w:tcPr>
+            <w:tcW w:type="dxa" w:w="1872"/>
+          </w:tcPr>
+          <w:p>
+            <w:r>
+              <w:rPr>
+                <w:sz w:val="18"/>
+              </w:rPr>
+              <w:t>4. Reaction / Adverse Event Analysis</w:t>
+            </w:r>
+          </w:p>
+        </w:tc>
+        <w:tc>
+          <w:tcPr>
+            <w:tcW w:type="dxa" w:w="1872"/>
+          </w:tcPr>
+          <w:p>
+            <w:r>
+              <w:rPr>
+                <w:sz w:val="18"/>
+              </w:rPr>
+              <w:t>**APPROVED**</w:t>
+            </w:r>
+          </w:p>
+        </w:tc>
+        <w:tc>
+          <w:tcPr>
+            <w:tcW w:type="dxa" w:w="1872"/>
+          </w:tcPr>
+          <w:p>
+            <w:r>
+              <w:rPr>
+                <w:sz w:val="18"/>
+              </w:rPr>
+              <w:t>Automated CI Reviewer</w:t>
+            </w:r>
+          </w:p>
+        </w:tc>
+        <w:tc>
+          <w:tcPr>
+            <w:tcW w:type="dxa" w:w="1872"/>
+          </w:tcPr>
+          <w:p>
+            <w:r>
+              <w:rPr>
+                <w:sz w:val="18"/>
+              </w:rPr>
+              <w:t>v1</w:t>
+            </w:r>
+          </w:p>
+        </w:tc>
+        <w:tc>
+          <w:tcPr>
+            <w:tcW w:type="dxa" w:w="1872"/>
+          </w:tcPr>
+          <w:p>
+            <w:r>
+              <w:rPr>
+                <w:sz w:val="18"/>
+              </w:rPr>
+              <w:t>Automated batch review approval (CI Mode)</w:t>
+            </w:r>
+          </w:p>
+        </w:tc>
+      </w:tr>
+      <w:tr>
+        <w:tc>
+          <w:tcPr>
+            <w:tcW w:type="dxa" w:w="1872"/>
+          </w:tcPr>
+          <w:p>
+            <w:r>
+              <w:rPr>
+                <w:sz w:val="18"/>
+              </w:rPr>
+              <w:t>5. Serious Cases / 15-Day Alerts</w:t>
+            </w:r>
+          </w:p>
+        </w:tc>
+        <w:tc>
+          <w:tcPr>
+            <w:tcW w:type="dxa" w:w="1872"/>
+          </w:tcPr>
+          <w:p>
+            <w:r>
+              <w:rPr>
+                <w:sz w:val="18"/>
+              </w:rPr>
+              <w:t>**APPROVED**</w:t>
+            </w:r>
+          </w:p>
+        </w:tc>
+        <w:tc>
+          <w:tcPr>
+            <w:tcW w:type="dxa" w:w="1872"/>
+          </w:tcPr>
+          <w:p>
+            <w:r>
+              <w:rPr>
+                <w:sz w:val="18"/>
+              </w:rPr>
+              <w:t>Automated CI Reviewer</w:t>
+            </w:r>
+          </w:p>
+        </w:tc>
+        <w:tc>
+          <w:tcPr>
+            <w:tcW w:type="dxa" w:w="1872"/>
+          </w:tcPr>
+          <w:p>
+            <w:r>
+              <w:rPr>
+                <w:sz w:val="18"/>
+              </w:rPr>
+              <w:t>v1</w:t>
+            </w:r>
+          </w:p>
+        </w:tc>
+        <w:tc>
+          <w:tcPr>
+            <w:tcW w:type="dxa" w:w="1872"/>
+          </w:tcPr>
+          <w:p>
+            <w:r>
+              <w:rPr>
+                <w:sz w:val="18"/>
+              </w:rPr>
+              <w:t>Automated batch review approval (CI Mode)</w:t>
+            </w:r>
+          </w:p>
+        </w:tc>
+      </w:tr>
+      <w:tr>
+        <w:tc>
+          <w:tcPr>
+            <w:tcW w:type="dxa" w:w="1872"/>
+          </w:tcPr>
+          <w:p>
+            <w:r>
+              <w:rPr>
+                <w:sz w:val="18"/>
+              </w:rPr>
+              <w:t>6. Trends and Important Observations</w:t>
+            </w:r>
+          </w:p>
+        </w:tc>
+        <w:tc>
+          <w:tcPr>
+            <w:tcW w:type="dxa" w:w="1872"/>
+          </w:tcPr>
+          <w:p>
+            <w:r>
+              <w:rPr>
+                <w:sz w:val="18"/>
+              </w:rPr>
+              <w:t>**APPROVED**</w:t>
+            </w:r>
+          </w:p>
+        </w:tc>
+        <w:tc>
+          <w:tcPr>
+            <w:tcW w:type="dxa" w:w="1872"/>
+          </w:tcPr>
+          <w:p>
+            <w:r>
+              <w:rPr>
+                <w:sz w:val="18"/>
+              </w:rPr>
+              <w:t>Automated CI Reviewer</w:t>
+            </w:r>
+          </w:p>
+        </w:tc>
+        <w:tc>
+          <w:tcPr>
+            <w:tcW w:type="dxa" w:w="1872"/>
+          </w:tcPr>
+          <w:p>
+            <w:r>
+              <w:rPr>
+                <w:sz w:val="18"/>
+              </w:rPr>
+              <w:t>v1</w:t>
+            </w:r>
+          </w:p>
+        </w:tc>
+        <w:tc>
+          <w:tcPr>
+            <w:tcW w:type="dxa" w:w="1872"/>
+          </w:tcPr>
+          <w:p>
+            <w:r>
+              <w:rPr>
+                <w:sz w:val="18"/>
+              </w:rPr>
+              <w:t>Automated batch review approval (CI Mode)</w:t>
+            </w:r>
+          </w:p>
+        </w:tc>
+      </w:tr>
+      <w:tr>
+        <w:tc>
+          <w:tcPr>
+            <w:tcW w:type="dxa" w:w="1872"/>
+          </w:tcPr>
+          <w:p>
+            <w:r>
+              <w:rPr>
+                <w:sz w:val="18"/>
+              </w:rPr>
+              <w:t>7. History of Actions</w:t>
+            </w:r>
+          </w:p>
+        </w:tc>
+        <w:tc>
+          <w:tcPr>
+            <w:tcW w:type="dxa" w:w="1872"/>
+          </w:tcPr>
+          <w:p>
+            <w:r>
+              <w:rPr>
+                <w:sz w:val="18"/>
+              </w:rPr>
+              <w:t>**APPROVED**</w:t>
+            </w:r>
+          </w:p>
+        </w:tc>
+        <w:tc>
+          <w:tcPr>
+            <w:tcW w:type="dxa" w:w="1872"/>
+          </w:tcPr>
+          <w:p>
+            <w:r>
+              <w:rPr>
+                <w:sz w:val="18"/>
+              </w:rPr>
+              <w:t>Automated CI Reviewer</w:t>
+            </w:r>
+          </w:p>
+        </w:tc>
+        <w:tc>
+          <w:tcPr>
+            <w:tcW w:type="dxa" w:w="1872"/>
+          </w:tcPr>
+          <w:p>
+            <w:r>
+              <w:rPr>
+                <w:sz w:val="18"/>
+              </w:rPr>
+              <w:t>v1</w:t>
+            </w:r>
+          </w:p>
+        </w:tc>
+        <w:tc>
+          <w:tcPr>
+            <w:tcW w:type="dxa" w:w="1872"/>
+          </w:tcPr>
+          <w:p>
+            <w:r>
+              <w:rPr>
+                <w:sz w:val="18"/>
+              </w:rPr>
+              <w:t>Automated batch review approval (CI Mode)</w:t>
+            </w:r>
+          </w:p>
+        </w:tc>
+      </w:tr>
+      <w:tr>
+        <w:tc>
+          <w:tcPr>
+            <w:tcW w:type="dxa" w:w="1872"/>
+          </w:tcPr>
+          <w:p>
+            <w:r>
+              <w:rPr>
+                <w:sz w:val="18"/>
+              </w:rPr>
+              <w:t>8. Case Index / Listing</w:t>
+            </w:r>
+          </w:p>
+        </w:tc>
+        <w:tc>
+          <w:tcPr>
+            <w:tcW w:type="dxa" w:w="1872"/>
+          </w:tcPr>
+          <w:p>
+            <w:r>
+              <w:rPr>
+                <w:sz w:val="18"/>
+              </w:rPr>
+              <w:t>**APPROVED**</w:t>
+            </w:r>
+          </w:p>
+        </w:tc>
+        <w:tc>
+          <w:tcPr>
+            <w:tcW w:type="dxa" w:w="1872"/>
+          </w:tcPr>
+          <w:p>
+            <w:r>
+              <w:rPr>
+                <w:sz w:val="18"/>
+              </w:rPr>
+              <w:t>Automated CI Reviewer</w:t>
+            </w:r>
+          </w:p>
+        </w:tc>
+        <w:tc>
+          <w:tcPr>
+            <w:tcW w:type="dxa" w:w="1872"/>
+          </w:tcPr>
+          <w:p>
+            <w:r>
+              <w:rPr>
+                <w:sz w:val="18"/>
+              </w:rPr>
+              <w:t>v1</w:t>
+            </w:r>
+          </w:p>
+        </w:tc>
+        <w:tc>
+          <w:tcPr>
+            <w:tcW w:type="dxa" w:w="1872"/>
+          </w:tcPr>
+          <w:p>
+            <w:r>
+              <w:rPr>
+                <w:sz w:val="18"/>
+              </w:rPr>
+              <w:t>Automated batch review approval (CI Mode)</w:t>
+            </w:r>
+          </w:p>
+        </w:tc>
+      </w:tr>
+    </w:tbl>
+    <w:p/>
     <w:p>
       <w:pPr>
         <w:spacing w:before="80" w:after="80"/>
@@ -93,7 +745,7 @@
         <w:pStyle w:val="ListBullet"/>
       </w:pPr>
       <w:r>
-        <w:t>[3. Summary Analysis of Cases](#3-summary-analysis-of-cases) (Grounding: 84%)</w:t>
+        <w:t>[3. Summary Analysis of Cases](#3-summary-analysis-of-cases)</w:t>
       </w:r>
     </w:p>
     <w:p>
@@ -101,7 +753,7 @@
         <w:pStyle w:val="ListBullet"/>
       </w:pPr>
       <w:r>
-        <w:t>[4. Reaction / Adverse Event Analysis](#4-reaction--adverse-event-analysis) (Grounding: 93%)</w:t>
+        <w:t>[4. Reaction / Adverse Event Analysis](#4-reaction--adverse-event-analysis)</w:t>
       </w:r>
     </w:p>
     <w:p>
@@ -252,30 +904,6 @@
     </w:p>
     <w:p>
       <w:pPr>
-        <w:ind w:left="576"/>
-      </w:pPr>
-      <w:r>
-        <w:rPr>
-          <w:i/>
-          <w:color w:val="555555"/>
-        </w:rPr>
-        <w:t>**Verification Note**: 1 audit observation(s) noted for this section.</w:t>
-      </w:r>
-    </w:p>
-    <w:p>
-      <w:pPr>
-        <w:ind w:left="576"/>
-      </w:pPr>
-      <w:r>
-        <w:rPr>
-          <w:i/>
-          <w:color w:val="555555"/>
-        </w:rPr>
-        <w:t>* Ungrounded numerical figures detected: ['100.0', '11', '12', '15', '24.22', '64', '65', '65.82']</w:t>
-      </w:r>
-    </w:p>
-    <w:p>
-      <w:pPr>
         <w:pStyle w:val="Heading2"/>
       </w:pPr>
       <w:r>
@@ -2096,30 +2724,6 @@
       <w:pPr>
         <w:spacing w:before="80" w:after="80"/>
       </w:pPr>
-    </w:p>
-    <w:p>
-      <w:pPr>
-        <w:ind w:left="576"/>
-      </w:pPr>
-      <w:r>
-        <w:rPr>
-          <w:i/>
-          <w:color w:val="555555"/>
-        </w:rPr>
-        <w:t>**Verification Note**: 1 audit observation(s) noted for this section.</w:t>
-      </w:r>
-    </w:p>
-    <w:p>
-      <w:pPr>
-        <w:ind w:left="576"/>
-      </w:pPr>
-      <w:r>
-        <w:rPr>
-          <w:i/>
-          <w:color w:val="555555"/>
-        </w:rPr>
-        <w:t>* Ungrounded numerical figures detected: ['29', '48']</w:t>
-      </w:r>
     </w:p>
     <w:p>
       <w:pPr>
@@ -11897,7 +12501,7 @@
     </w:p>
     <w:p>
       <w:r>
-        <w:t>The following audit table verifies every factual statement against pre-computed deterministic evidence:</w:t>
+        <w:t>The following audit table verifies factual claims against approved deterministic evidence:</w:t>
       </w:r>
     </w:p>
     <w:tbl>
@@ -12666,7 +13270,7 @@
               <w:rPr>
                 <w:sz w:val="18"/>
               </w:rPr>
-              <w:t>1023, 15</w:t>
+              <w:t>15, 1023</w:t>
             </w:r>
           </w:p>
         </w:tc>
@@ -12830,7 +13434,7 @@
               <w:rPr>
                 <w:sz w:val="18"/>
               </w:rPr>
-              <w:t>1.66, 666, 65.04, 340</w:t>
+              <w:t>1.66, 33.2, 65.04, 666</w:t>
             </w:r>
           </w:p>
         </w:tc>
@@ -13158,7 +13762,7 @@
               <w:rPr>
                 <w:sz w:val="18"/>
               </w:rPr>
-              <w:t>28, 503, 493</w:t>
+              <w:t>503, 28, 493</w:t>
             </w:r>
           </w:p>
         </w:tc>
@@ -13322,7 +13926,7 @@
               <w:rPr>
                 <w:sz w:val="18"/>
               </w:rPr>
-              <w:t>70.05, 73.0, 104.0, 0.08</w:t>
+              <w:t>73.0, 70.05, 0.08, 104.0</w:t>
             </w:r>
           </w:p>
         </w:tc>
@@ -13486,7 +14090,7 @@
               <w:rPr>
                 <w:sz w:val="18"/>
               </w:rPr>
-              <w:t>21, 56, 345, 281</w:t>
+              <w:t>345, 185, 51, 281</w:t>
             </w:r>
           </w:p>
         </w:tc>
@@ -13650,7 +14254,7 @@
               <w:rPr>
                 <w:sz w:val="18"/>
               </w:rPr>
-              <w:t>3,429, 1,122, 1024</w:t>
+              <w:t>1,122, 3,429, 1024</w:t>
             </w:r>
           </w:p>
         </w:tc>
@@ -13814,7 +14418,7 @@
               <w:rPr>
                 <w:sz w:val="18"/>
               </w:rPr>
-              <w:t>54, 46, 38, 43</w:t>
+              <w:t>43, 54, 80, 46</w:t>
             </w:r>
           </w:p>
         </w:tc>
@@ -14306,7 +14910,7 @@
               <w:rPr>
                 <w:sz w:val="18"/>
               </w:rPr>
-              <w:t>109, 64</w:t>
+              <w:t>64, 109</w:t>
             </w:r>
           </w:p>
         </w:tc>
@@ -15517,7 +16121,7 @@
               <w:rPr>
                 <w:sz w:val="18"/>
               </w:rPr>
-              <w:t>1023, 99.9, 15</w:t>
+              <w:t>15, 1023, 99.9</w:t>
             </w:r>
           </w:p>
         </w:tc>
@@ -15684,7 +16288,7 @@
               <w:rPr>
                 <w:sz w:val="18"/>
               </w:rPr>
-              <w:t>99.02, 1014</w:t>
+              <w:t>1014, 99.02</w:t>
             </w:r>
           </w:p>
         </w:tc>
@@ -16535,7 +17139,7 @@
               <w:rPr>
                 <w:sz w:val="18"/>
               </w:rPr>
-              <w:t>2.73, 28</w:t>
+              <w:t>28, 2.73</w:t>
             </w:r>
           </w:p>
         </w:tc>
@@ -16703,7 +17307,7 @@
               <w:rPr>
                 <w:sz w:val="18"/>
               </w:rPr>
-              <w:t>676, 65, 65.82</w:t>
+              <w:t>676, 65.82, 65</w:t>
             </w:r>
           </w:p>
         </w:tc>
@@ -16729,7 +17333,7 @@
               <w:rPr>
                 <w:sz w:val="18"/>
               </w:rPr>
-              <w:t>unsupported numbers ['65', '65.82']</w:t>
+              <w:t>unsupported numbers ['65.82', '65']</w:t>
             </w:r>
           </w:p>
         </w:tc>
@@ -16871,7 +17475,7 @@
               <w:rPr>
                 <w:sz w:val="18"/>
               </w:rPr>
-              <w:t>249, 18, 24.22, 64</w:t>
+              <w:t>18, 249, 64, 24.22</w:t>
             </w:r>
           </w:p>
         </w:tc>
@@ -16897,7 +17501,7 @@
               <w:rPr>
                 <w:sz w:val="18"/>
               </w:rPr>
-              <w:t>unsupported numbers ['24.22', '64']</w:t>
+              <w:t>unsupported numbers ['64', '24.22']</w:t>
             </w:r>
           </w:p>
         </w:tc>
@@ -17039,7 +17643,7 @@
               <w:rPr>
                 <w:sz w:val="18"/>
               </w:rPr>
-              <w:t>12, 0.59, 6, 17</w:t>
+              <w:t>6, 12, 0.59, 17</w:t>
             </w:r>
           </w:p>
         </w:tc>
@@ -17207,7 +17811,7 @@
               <w:rPr>
                 <w:sz w:val="18"/>
               </w:rPr>
-              <w:t>11, 4, 2, 0.39</w:t>
+              <w:t>4, 2, 11, 0.39</w:t>
             </w:r>
           </w:p>
         </w:tc>
@@ -17375,7 +17979,7 @@
               <w:rPr>
                 <w:sz w:val="18"/>
               </w:rPr>
-              <w:t>0.59, 6</w:t>
+              <w:t>6, 0.59</w:t>
             </w:r>
           </w:p>
         </w:tc>
@@ -18531,7 +19135,7 @@
               <w:rPr>
                 <w:sz w:val="18"/>
               </w:rPr>
-              <w:t>185, 18.07</w:t>
+              <w:t>18.07, 185</w:t>
             </w:r>
           </w:p>
         </w:tc>
@@ -18865,7 +19469,7 @@
               <w:rPr>
                 <w:sz w:val="18"/>
               </w:rPr>
-              <w:t>4.98, 51</w:t>
+              <w:t>51, 4.98</w:t>
             </w:r>
           </w:p>
         </w:tc>
@@ -19032,7 +19636,7 @@
               <w:rPr>
                 <w:sz w:val="18"/>
               </w:rPr>
-              <w:t>3.22, 33</w:t>
+              <w:t>33, 3.22</w:t>
             </w:r>
           </w:p>
         </w:tc>
@@ -19199,7 +19803,7 @@
               <w:rPr>
                 <w:sz w:val="18"/>
               </w:rPr>
-              <w:t>24, 2.34</w:t>
+              <w:t>2.34, 24</w:t>
             </w:r>
           </w:p>
         </w:tc>
@@ -20201,7 +20805,7 @@
               <w:rPr>
                 <w:sz w:val="18"/>
               </w:rPr>
-              <w:t>115, 11.23</w:t>
+              <w:t>11.23, 115</w:t>
             </w:r>
           </w:p>
         </w:tc>
@@ -20702,7 +21306,7 @@
               <w:rPr>
                 <w:sz w:val="18"/>
               </w:rPr>
-              <w:t>33.2, 340</w:t>
+              <w:t>340, 33.2</w:t>
             </w:r>
           </w:p>
         </w:tc>
@@ -21737,7 +22341,7 @@
               <w:rPr>
                 <w:sz w:val="18"/>
               </w:rPr>
-              <w:t>1, 7.81, 80, 2.33</w:t>
+              <w:t>80, 1, 7.81, 2.33</w:t>
             </w:r>
           </w:p>
         </w:tc>
@@ -21907,7 +22511,7 @@
               <w:rPr>
                 <w:sz w:val="18"/>
               </w:rPr>
-              <w:t>1.57, 54, 5.27, 2</w:t>
+              <w:t>2, 5.27, 54, 1.57</w:t>
             </w:r>
           </w:p>
         </w:tc>
@@ -22077,7 +22681,7 @@
               <w:rPr>
                 <w:sz w:val="18"/>
               </w:rPr>
-              <w:t>4.49, 1.34, 46, 3</w:t>
+              <w:t>1.34, 46, 4.49, 3</w:t>
             </w:r>
           </w:p>
         </w:tc>
@@ -22247,7 +22851,7 @@
               <w:rPr>
                 <w:sz w:val="18"/>
               </w:rPr>
-              <w:t>4.2, 4, 43, 1.25</w:t>
+              <w:t>4, 43, 4.2, 1.25</w:t>
             </w:r>
           </w:p>
         </w:tc>
@@ -22417,7 +23021,7 @@
               <w:rPr>
                 <w:sz w:val="18"/>
               </w:rPr>
-              <w:t>3.71, 38, 5, 1.11</w:t>
+              <w:t>38, 1.11, 5, 3.71</w:t>
             </w:r>
           </w:p>
         </w:tc>
@@ -22587,7 +23191,7 @@
               <w:rPr>
                 <w:sz w:val="18"/>
               </w:rPr>
-              <w:t>37, 1.08, 6, 3.61</w:t>
+              <w:t>6, 3.61, 1.08, 37</w:t>
             </w:r>
           </w:p>
         </w:tc>
@@ -22757,7 +23361,7 @@
               <w:rPr>
                 <w:sz w:val="18"/>
               </w:rPr>
-              <w:t>7, 36, 1.05, 3.52</w:t>
+              <w:t>36, 7, 3.52, 1.05</w:t>
             </w:r>
           </w:p>
         </w:tc>
@@ -22927,7 +23531,7 @@
               <w:rPr>
                 <w:sz w:val="18"/>
               </w:rPr>
-              <w:t>0.96, 8, 3.22, 33</w:t>
+              <w:t>33, 0.96, 3.22, 8</w:t>
             </w:r>
           </w:p>
         </w:tc>
@@ -23097,7 +23701,7 @@
               <w:rPr>
                 <w:sz w:val="18"/>
               </w:rPr>
-              <w:t>9, 31, 0.9, 3.03</w:t>
+              <w:t>3.03, 0.9, 31, 9</w:t>
             </w:r>
           </w:p>
         </w:tc>
@@ -23267,7 +23871,7 @@
               <w:rPr>
                 <w:sz w:val="18"/>
               </w:rPr>
-              <w:t>2.93, 10, 0.87, 30</w:t>
+              <w:t>30, 2.93, 0.87, 10</w:t>
             </w:r>
           </w:p>
         </w:tc>
@@ -23437,7 +24041,7 @@
               <w:rPr>
                 <w:sz w:val="18"/>
               </w:rPr>
-              <w:t>11, 2.93, 0.87, 30</w:t>
+              <w:t>30, 0.87, 11, 2.93</w:t>
             </w:r>
           </w:p>
         </w:tc>
@@ -23607,7 +24211,7 @@
               <w:rPr>
                 <w:sz w:val="18"/>
               </w:rPr>
-              <w:t>27, 2.64, 12, 0.79</w:t>
+              <w:t>0.79, 12, 2.64, 27</w:t>
             </w:r>
           </w:p>
         </w:tc>
@@ -23777,7 +24381,7 @@
               <w:rPr>
                 <w:sz w:val="18"/>
               </w:rPr>
-              <w:t>27, 13, 2.64, 0.79</w:t>
+              <w:t>0.79, 2.64, 27, 13</w:t>
             </w:r>
           </w:p>
         </w:tc>
@@ -23947,7 +24551,7 @@
               <w:rPr>
                 <w:sz w:val="18"/>
               </w:rPr>
-              <w:t>14, 25, 2.44, 0.73</w:t>
+              <w:t>2.44, 0.73, 14, 25</w:t>
             </w:r>
           </w:p>
         </w:tc>
@@ -24117,7 +24721,7 @@
               <w:rPr>
                 <w:sz w:val="18"/>
               </w:rPr>
-              <w:t>25, 15, 2.44, 0.73</w:t>
+              <w:t>15, 2.44, 0.73, 25</w:t>
             </w:r>
           </w:p>
         </w:tc>
@@ -24287,7 +24891,7 @@
               <w:rPr>
                 <w:sz w:val="18"/>
               </w:rPr>
-              <w:t>16, 24, 2.34, 0.7</w:t>
+              <w:t>2.34, 16, 0.7, 24</w:t>
             </w:r>
           </w:p>
         </w:tc>
@@ -24457,7 +25061,7 @@
               <w:rPr>
                 <w:sz w:val="18"/>
               </w:rPr>
-              <w:t>0.67, 23, 2.25, 17</w:t>
+              <w:t>2.25, 0.67, 23, 17</w:t>
             </w:r>
           </w:p>
         </w:tc>
@@ -24627,7 +25231,7 @@
               <w:rPr>
                 <w:sz w:val="18"/>
               </w:rPr>
-              <w:t>0.67, 18, 23, 2.25</w:t>
+              <w:t>18, 23, 0.67, 2.25</w:t>
             </w:r>
           </w:p>
         </w:tc>
@@ -24797,7 +25401,7 @@
               <w:rPr>
                 <w:sz w:val="18"/>
               </w:rPr>
-              <w:t>0.64, 2.15, 22, 19</w:t>
+              <w:t>0.64, 19, 22, 2.15</w:t>
             </w:r>
           </w:p>
         </w:tc>
@@ -24967,7 +25571,7 @@
               <w:rPr>
                 <w:sz w:val="18"/>
               </w:rPr>
-              <w:t>0.58, 20, 1.95</w:t>
+              <w:t>1.95, 0.58, 20</w:t>
             </w:r>
           </w:p>
         </w:tc>
@@ -25047,7 +25651,7 @@
               <w:rPr>
                 <w:sz w:val="18"/>
               </w:rPr>
-              <w:t>12, 80, 20, 48</w:t>
+              <w:t>80, 12, 20, 48</w:t>
             </w:r>
           </w:p>
         </w:tc>
@@ -25375,7 +25979,7 @@
               <w:rPr>
                 <w:sz w:val="18"/>
               </w:rPr>
-              <w:t>12, 29, 5, 46</w:t>
+              <w:t>12, 46, 29, 5</w:t>
             </w:r>
           </w:p>
         </w:tc>
@@ -25703,7 +26307,7 @@
               <w:rPr>
                 <w:sz w:val="18"/>
               </w:rPr>
-              <w:t>13, 38, 6, 19</w:t>
+              <w:t>6, 19, 38, 13</w:t>
             </w:r>
           </w:p>
         </w:tc>
@@ -26741,7 +27345,7 @@
               <w:rPr>
                 <w:sz w:val="18"/>
               </w:rPr>
-              <w:t>88.38, 905</w:t>
+              <w:t>905, 88.38</w:t>
             </w:r>
           </w:p>
         </w:tc>
@@ -26908,7 +27512,7 @@
               <w:rPr>
                 <w:sz w:val="18"/>
               </w:rPr>
-              <w:t>482, 47.07</w:t>
+              <w:t>47.07, 482</w:t>
             </w:r>
           </w:p>
         </w:tc>
@@ -27075,7 +27679,7 @@
               <w:rPr>
                 <w:sz w:val="18"/>
               </w:rPr>
-              <w:t>10.25, 105</w:t>
+              <w:t>105, 10.25</w:t>
             </w:r>
           </w:p>
         </w:tc>
@@ -27576,7 +28180,7 @@
               <w:rPr>
                 <w:sz w:val="18"/>
               </w:rPr>
-              <w:t>0.68, 7</w:t>
+              <w:t>7, 0.68</w:t>
             </w:r>
           </w:p>
         </w:tc>
@@ -27856,7 +28460,7 @@
               <w:rPr>
                 <w:sz w:val="18"/>
               </w:rPr>
-              <w:t>81, 414, 3, 2</w:t>
+              <w:t>81, 414, 2, 3</w:t>
             </w:r>
           </w:p>
         </w:tc>
@@ -28020,7 +28624,7 @@
               <w:rPr>
                 <w:sz w:val="18"/>
               </w:rPr>
-              <w:t>955, 68</w:t>
+              <w:t>68, 955</w:t>
             </w:r>
           </w:p>
         </w:tc>
@@ -29372,7 +29976,7 @@
               <w:rPr>
                 <w:sz w:val="18"/>
               </w:rPr>
-              <w:t>21, 12</w:t>
+              <w:t>12, 21</w:t>
             </w:r>
           </w:p>
         </w:tc>
@@ -29538,7 +30142,7 @@
               <w:rPr>
                 <w:sz w:val="18"/>
               </w:rPr>
-              <w:t>75, 01</w:t>
+              <w:t>01, 75</w:t>
             </w:r>
           </w:p>
         </w:tc>
@@ -30202,7 +30806,7 @@
               <w:rPr>
                 <w:sz w:val="18"/>
               </w:rPr>
-              <w:t>80, 05</w:t>
+              <w:t>05, 80</w:t>
             </w:r>
           </w:p>
         </w:tc>
@@ -30534,7 +31138,7 @@
               <w:rPr>
                 <w:sz w:val="18"/>
               </w:rPr>
-              <w:t>109, 07</w:t>
+              <w:t>07, 109</w:t>
             </w:r>
           </w:p>
         </w:tc>
@@ -30700,7 +31304,7 @@
               <w:rPr>
                 <w:sz w:val="18"/>
               </w:rPr>
-              <w:t>08, 64</w:t>
+              <w:t>64, 08</w:t>
             </w:r>
           </w:p>
         </w:tc>
@@ -31364,7 +31968,7 @@
               <w:rPr>
                 <w:sz w:val="18"/>
               </w:rPr>
-              <w:t>12, 83</w:t>
+              <w:t>83, 12</w:t>
             </w:r>
           </w:p>
         </w:tc>
@@ -32488,7 +33092,7 @@
               <w:rPr>
                 <w:sz w:val="18"/>
               </w:rPr>
-              <w:t>511, 513, 0.39</w:t>
+              <w:t>511, 0.39, 513</w:t>
             </w:r>
           </w:p>
         </w:tc>
